--- a/Supplier_Visit_Report_PVC_Sealer_Nozzle_Choking.docx
+++ b/Supplier_Visit_Report_PVC_Sealer_Nozzle_Choking.docx
@@ -831,53 +831,9 @@
       </w:tr>
     </w:tbl>
     <w:p>
-      <w:r>
-        <w:br w:type="page"/>
-      </w:r>
-    </w:p>
-    <w:p>
       <w:pPr>
-        <w:pStyle w:val="Heading1"/>
-        <w:pBdr>
-          <w:bottom w:val="single" w:color="2E5496" w:sz="8" w:space="4"/>
-        </w:pBdr>
-        <w:spacing w:after="140" w:before="280"/>
+        <w:spacing w:after="120"/>
       </w:pPr>
-      <w:r>
-        <w:rPr>
-          <w:rFonts w:ascii="Calibri" w:cs="Calibri" w:eastAsia="Calibri" w:hAnsi="Calibri"/>
-          <w:b/>
-          <w:bCs/>
-          <w:color w:val="1F3864"/>
-          <w:sz w:val="26"/>
-          <w:szCs w:val="26"/>
-        </w:rPr>
-        <w:t xml:space="preserve">Contents</w:t>
-      </w:r>
-    </w:p>
-    <w:sdt>
-      <w:sdtPr>
-        <w:alias w:val="Contents"/>
-      </w:sdtPr>
-      <w:sdtContent>
-        <w:p>
-          <w:r>
-            <w:fldChar w:fldCharType="begin" w:dirty="true"/>
-            <w:instrText xml:space="preserve">TOC \h \o "1-2"</w:instrText>
-            <w:fldChar w:fldCharType="separate"/>
-          </w:r>
-        </w:p>
-        <w:p>
-          <w:r>
-            <w:fldChar w:fldCharType="end"/>
-          </w:r>
-        </w:p>
-      </w:sdtContent>
-    </w:sdt>
-    <w:p>
-      <w:r>
-        <w:br w:type="page"/>
-      </w:r>
     </w:p>
     <w:p>
       <w:pPr>
@@ -909,20 +865,7 @@
           <w:sz w:val="20"/>
           <w:szCs w:val="20"/>
         </w:rPr>
-        <w:t xml:space="preserve">This report documents a supplier visit and joint investigation carried out at the premises of the PVC sealer supplier, Kansai Nerolac Paints Ltd, to establish the root cause of recurring robotic applicator nozzle choking observed during sealer application in the vehicle paint shop, and to agree corrective and preventive actions with the supplier.</w:t>
-      </w:r>
-    </w:p>
-    <w:p>
-      <w:pPr>
-        <w:spacing w:after="120" w:line="276"/>
-      </w:pPr>
-      <w:r>
-        <w:rPr>
-          <w:rFonts w:ascii="Calibri" w:cs="Calibri" w:eastAsia="Calibri" w:hAnsi="Calibri"/>
-          <w:sz w:val="20"/>
-          <w:szCs w:val="20"/>
-        </w:rPr>
-        <w:t xml:space="preserve">Scope of the visit covered: review of the sealer manufacturing process (raw material to dispatch), direct shop-floor observation of contamination-prone operations, structured sampling across those operations, and FTIR analysis of the choke material against the collected source samples.</w:t>
+        <w:t xml:space="preserve">Establishes the root cause of recurring 1 mm robotic nozzle choking during paint-shop sealer application and agrees corrective actions with the supplier, Kansai Nerolac Paints Ltd. Scope: process review (raw material to dispatch), shop-floor observation, sampling across operations, and FTIR of the choke material versus source samples.</w:t>
       </w:r>
     </w:p>
     <w:p>
@@ -955,20 +898,7 @@
           <w:sz w:val="20"/>
           <w:szCs w:val="20"/>
         </w:rPr>
-        <w:t xml:space="preserve">PVC sealer supplied in drums is applied to vehicle bodies in the paint shop through robotic applicators with a nozzle bore of 1 mm and, at some stations, manual application guns. Reliable, uninterrupted flow through the 1 mm orifice is critical to cycle time and seal quality.</w:t>
-      </w:r>
-    </w:p>
-    <w:p>
-      <w:pPr>
-        <w:spacing w:after="120" w:line="276"/>
-      </w:pPr>
-      <w:r>
-        <w:rPr>
-          <w:rFonts w:ascii="Calibri" w:cs="Calibri" w:eastAsia="Calibri" w:hAnsi="Calibri"/>
-          <w:sz w:val="20"/>
-          <w:szCs w:val="20"/>
-        </w:rPr>
-        <w:t xml:space="preserve">A recurring problem has been observed: the 1 mm robotic nozzles choke intermittently, and the supply-line / applicator filters retain reddish-brown, flaky, skin-like particles. Physical examination of the retained material showed thin layered flakes, some carrying embedded textile fibres and an occasional foreign coloured speck. The consequences are line stoppages, nozzle cleaning / rework, increased filter change frequency and a risk to seal integrity.</w:t>
+        <w:t xml:space="preserve">Drum-supplied PVC sealer is applied to vehicle bodies via 1 mm robotic nozzles and manual guns. The nozzles choke intermittently and the filters retain reddish-brown, thin, layered flakes — some with embedded fibres and a foreign speck. Impact: line stoppages, nozzle cleaning, higher filter-change frequency and seal-quality risk.</w:t>
       </w:r>
     </w:p>
     <w:p>
@@ -985,7 +915,7 @@
           <w:sz w:val="22"/>
           <w:szCs w:val="22"/>
         </w:rPr>
-        <w:t xml:space="preserve">Physical evidence observed</w:t>
+        <w:t xml:space="preserve">Physical evidence</w:t>
       </w:r>
     </w:p>
     <w:p>
@@ -1003,7 +933,7 @@
           <w:sz w:val="20"/>
           <w:szCs w:val="20"/>
         </w:rPr>
-        <w:t xml:space="preserve">Contaminant is reddish-brown and flaky / skin-like, distinct from the bulk sealer colour.</w:t>
+        <w:t xml:space="preserve">Reddish-brown, flaky / skin-like — distinct from the bulk sealer colour.</w:t>
       </w:r>
     </w:p>
     <w:p>
@@ -1021,7 +951,7 @@
           <w:sz w:val="20"/>
           <w:szCs w:val="20"/>
         </w:rPr>
-        <w:t xml:space="preserve">Flakes are thin and layered — able to pass a coarse mesh edge-on and then bridge the 1 mm nozzle.</w:t>
+        <w:t xml:space="preserve">Thin and layered — passes a coarse mesh edge-on, then bridges the 1 mm orifice.</w:t>
       </w:r>
     </w:p>
     <w:p>
@@ -1039,7 +969,7 @@
           <w:sz w:val="20"/>
           <w:szCs w:val="20"/>
         </w:rPr>
-        <w:t xml:space="preserve">Embedded fibres and a foreign coloured speck were present on the filter media — indicating ingress of external matter, not sealer alone.</w:t>
+        <w:t xml:space="preserve">Embedded fibres and a foreign speck on the filter — external matter, not sealer alone.</w:t>
       </w:r>
     </w:p>
     <w:p>
@@ -1059,7 +989,7 @@
           <w:sz w:val="26"/>
           <w:szCs w:val="26"/>
         </w:rPr>
-        <w:t xml:space="preserve">3.  Product &amp; Manufacturing Process Overview</w:t>
+        <w:t xml:space="preserve">3.  Product &amp; Process Overview</w:t>
       </w:r>
     </w:p>
     <w:p>
@@ -1072,7 +1002,7 @@
           <w:sz w:val="20"/>
           <w:szCs w:val="20"/>
         </w:rPr>
-        <w:t xml:space="preserve">The sealer is a PVC plastisol produced from PVC (paste) resin, plasticizer, mineral fillers (calcium carbonate), rheology modifier and additives. The supplier's process (Process Flow No. PFC/PNT/16) proceeds from raw-material receipt through mixing, maturation, vacuuming, viscosity correction, filtration (60# mesh), filling into drums, testing and dispatch. Key stages relevant to the concern are summarised below.</w:t>
+        <w:t xml:space="preserve">The sealer is a PVC plastisol (paste resin, plasticizer, CaCO₃ filler, rheology modifier, additives). Process PFC/PNT/16 runs from RM receipt through mixing, maturation, vacuuming, viscosity correction, filtration (60# mesh), filling, testing and dispatch. Key stages:</w:t>
       </w:r>
     </w:p>
     <w:tbl>
@@ -2823,7 +2753,7 @@
           <w:sz w:val="20"/>
           <w:szCs w:val="20"/>
         </w:rPr>
-        <w:t xml:space="preserve">Note: The current in-line filtration is 60 mesh (≈ 250 µm). The application nozzle is 1 mm (1000 µm). A flat flake finer than 250 µm can pass the mesh yet still bridge and block the 1 mm orifice — hence choking can occur even when in-line filtration is nominally in place.</w:t>
+        <w:t xml:space="preserve">Note: in-line filtration is 60# (≈ 250 µm); the nozzle is 1 mm (1000 µm). A flake finer than 250 µm passes the mesh yet still bridges the orifice — so choking occurs despite nominal filtration.</w:t>
       </w:r>
     </w:p>
     <w:p>
@@ -2848,7 +2778,12 @@
     </w:p>
     <w:p>
       <w:pPr>
-        <w:spacing w:after="120" w:line="276"/>
+        <w:pStyle w:val="ListParagraph"/>
+        <w:numPr>
+          <w:ilvl w:val="0"/>
+          <w:numId w:val="2"/>
+        </w:numPr>
+        <w:spacing w:after="80" w:line="264"/>
       </w:pPr>
       <w:r>
         <w:rPr>
@@ -2856,7 +2791,7 @@
           <w:sz w:val="20"/>
           <w:szCs w:val="20"/>
         </w:rPr>
-        <w:t xml:space="preserve">The following observations were made at the supplier's shop floor at operations where contamination or product ageing could occur:</w:t>
+        <w:t xml:space="preserve">Open transfer points (hopper, drum filling) allow airborne dust / fibre ingress.</w:t>
       </w:r>
     </w:p>
     <w:p>
@@ -2874,7 +2809,7 @@
           <w:sz w:val="20"/>
           <w:szCs w:val="20"/>
         </w:rPr>
-        <w:t xml:space="preserve">Open transfer points (mixer hopper, drum filling) present opportunity for airborne dust and fibre ingress into the product.</w:t>
+        <w:t xml:space="preserve">Hopper cleaning between batches identified as a required control (residue build-up).</w:t>
       </w:r>
     </w:p>
     <w:p>
@@ -2892,7 +2827,7 @@
           <w:sz w:val="20"/>
           <w:szCs w:val="20"/>
         </w:rPr>
-        <w:t xml:space="preserve">Hopper cleaning between batches was identified as a required control (residue build-up noted on the process documentation).</w:t>
+        <w:t xml:space="preserve">Skinning at air-exposed surfaces — drum headspace, hopper, dead-leg lines; oxidised skin is reddish-brown and flakes off.</w:t>
       </w:r>
     </w:p>
     <w:p>
@@ -2910,7 +2845,7 @@
           <w:sz w:val="20"/>
           <w:szCs w:val="20"/>
         </w:rPr>
-        <w:t xml:space="preserve">Surface skinning can form wherever plastisol is exposed to air — drum headspace, hopper surface and stagnant / dead-leg lines; oxidised skin is darker (reddish-brown) and flakes off.</w:t>
+        <w:t xml:space="preserve">Packing / liner material sheds textile fibres — matches fibres on the filter.</w:t>
       </w:r>
     </w:p>
     <w:p>
@@ -2928,7 +2863,7 @@
           <w:sz w:val="20"/>
           <w:szCs w:val="20"/>
         </w:rPr>
-        <w:t xml:space="preserve">Packing / drum-liner material appears capable of shedding textile fibres, consistent with the fibres seen on the filter media.</w:t>
+        <w:t xml:space="preserve">Dust on drum exteriors, lids and inside empty drums — a mineral-dust ingress route.</w:t>
       </w:r>
     </w:p>
     <w:p>
@@ -2946,7 +2881,7 @@
           <w:sz w:val="20"/>
           <w:szCs w:val="20"/>
         </w:rPr>
-        <w:t xml:space="preserve">Dust was present on drum exteriors, drum lids and inside empty drums — a route for mineral dust to enter the product during filling / handling.</w:t>
+        <w:t xml:space="preserve">Mixing &lt; 35 °C and maturation time critical; excursions in process / storage / transport can pre-gel the plastisol.</w:t>
       </w:r>
     </w:p>
     <w:p>
@@ -2964,25 +2899,7 @@
           <w:sz w:val="20"/>
           <w:szCs w:val="20"/>
         </w:rPr>
-        <w:t xml:space="preserve">Mixing temperature control (&lt; 35 °C) and maturation time are critical; any excursion during processing, storage or transport can drive partial pre-gelation.</w:t>
-      </w:r>
-    </w:p>
-    <w:p>
-      <w:pPr>
-        <w:pStyle w:val="ListParagraph"/>
-        <w:numPr>
-          <w:ilvl w:val="0"/>
-          <w:numId w:val="2"/>
-        </w:numPr>
-        <w:spacing w:after="80" w:line="264"/>
-      </w:pPr>
-      <w:r>
-        <w:rPr>
-          <w:rFonts w:ascii="Calibri" w:cs="Calibri" w:eastAsia="Calibri" w:hAnsi="Calibri"/>
-          <w:sz w:val="20"/>
-          <w:szCs w:val="20"/>
-        </w:rPr>
-        <w:t xml:space="preserve">Rheology-modifier addition sequence and dispersion were under review by the supplier — relevant to potential filler / modifier agglomerates.</w:t>
+        <w:t xml:space="preserve">Rheology-modifier dispersion / addition sequence under supplier review — relevant to agglomerates.</w:t>
       </w:r>
     </w:p>
     <w:p>
@@ -3015,7 +2932,7 @@
           <w:sz w:val="20"/>
           <w:szCs w:val="20"/>
         </w:rPr>
-        <w:t xml:space="preserve">To trace the origin of the choke material, samples were collected from the supplier's operations that represent possible contamination sources, alongside the choke material itself. FTIR fingerprints of each source were then compared against the reference choke sample.</w:t>
+        <w:t xml:space="preserve">Samples were taken from operations representing possible contamination sources plus the choke material itself; each source fingerprint was compared against the reference choke sample by FTIR.</w:t>
       </w:r>
     </w:p>
     <w:tbl>
@@ -3551,7 +3468,7 @@
           <w:sz w:val="26"/>
           <w:szCs w:val="26"/>
         </w:rPr>
-        <w:t xml:space="preserve">6.  Analytical Results — FTIR</w:t>
+        <w:t xml:space="preserve">6.  FTIR Results</w:t>
       </w:r>
     </w:p>
     <w:p>
@@ -3564,7 +3481,7 @@
           <w:sz w:val="20"/>
           <w:szCs w:val="20"/>
         </w:rPr>
-        <w:t xml:space="preserve">An overlay FTIR (transmittance) study was performed on all samples. The principal absorption bands and their assignments are given below.</w:t>
+        <w:t xml:space="preserve">Overlay FTIR (transmittance) was run on all samples. Principal bands:</w:t>
       </w:r>
     </w:p>
     <w:tbl>
@@ -4453,7 +4370,7 @@
           <w:sz w:val="20"/>
           <w:szCs w:val="20"/>
         </w:rPr>
-        <w:t xml:space="preserve">The choke-material fingerprint is dominated by carbonate (≈1420 / 875 / 712 cm⁻¹) and silicate (≈1000–1100 cm⁻¹) bands on a PVC / plasticizer / hydrocarbon backbone, with an O–H band on top — i.e. product blended with inorganic mineral dust and (likely) cellulosic fibre, rather than the clean fingerprint of a purely gelled product.</w:t>
+        <w:t xml:space="preserve">Choke fingerprint is dominated by carbonate (≈1420 / 875 / 712) and silicate (≈1000–1100) on a PVC / plasticizer / hydrocarbon backbone, with an O–H band — i.e. product blended with mineral dust and likely fibre, not a cleanly gelled product.</w:t>
       </w:r>
     </w:p>
     <w:p>
@@ -4471,7 +4388,7 @@
           <w:sz w:val="20"/>
           <w:szCs w:val="20"/>
         </w:rPr>
-        <w:t xml:space="preserve">This is consistent with the physical evidence: reddish-brown flakes carrying embedded fibres and a foreign speck, and the requirement noted for hopper cleaning.</w:t>
+        <w:t xml:space="preserve">Consistent with the physical evidence (flakes + fibres + speck) and the hopper-cleaning requirement.</w:t>
       </w:r>
     </w:p>
     <w:p>
@@ -4489,7 +4406,7 @@
           <w:sz w:val="20"/>
           <w:szCs w:val="20"/>
         </w:rPr>
-        <w:t xml:space="preserve">The study is fundamentally a source-tracing (fingerprint-matching) exercise: whichever source spectrum overlays best on the reference choke sample identifies where the contaminant originates.</w:t>
+        <w:t xml:space="preserve">This is a source-tracing exercise: the best-overlapping source spectrum names the origin.</w:t>
       </w:r>
     </w:p>
     <w:p>
@@ -4506,7 +4423,7 @@
           <w:sz w:val="22"/>
           <w:szCs w:val="22"/>
         </w:rPr>
-        <w:t xml:space="preserve">Recommended confirmation (to name the source unambiguously)</w:t>
+        <w:t xml:space="preserve">Confirmation required</w:t>
       </w:r>
     </w:p>
     <w:p>
@@ -4524,7 +4441,7 @@
           <w:sz w:val="20"/>
           <w:szCs w:val="20"/>
         </w:rPr>
-        <w:t xml:space="preserve">Pairwise overlay + spectral match / correlation index of the reference choke sample against each source individually (report % match) — the highest match names the source.</w:t>
+        <w:t xml:space="preserve">Pairwise match / correlation index of the choke sample vs each source (report % match) — highest names the source.</w:t>
       </w:r>
     </w:p>
     <w:p>
@@ -4542,7 +4459,7 @@
           <w:sz w:val="20"/>
           <w:szCs w:val="20"/>
         </w:rPr>
-        <w:t xml:space="preserve">Difference spectrum (choke sample − clean product): the residual peaks are the contaminant. Carbonate / silicate / O–H residuals → mineral dust + fibre; carbonyl shift / broadening only → surface skin / oxidation.</w:t>
+        <w:t xml:space="preserve">Difference spectrum (choke − clean product): carbonate / silicate / O–H residuals → dust + fibre; carbonyl shift only → skin / oxidation.</w:t>
       </w:r>
     </w:p>
     <w:p>
@@ -4560,7 +4477,7 @@
           <w:sz w:val="20"/>
           <w:szCs w:val="20"/>
         </w:rPr>
-        <w:t xml:space="preserve">Complementary techniques, since FTIR is weak on pure inorganics / metals: EDS or XRF on the flakes (confirms silica / clay / CaCO₃ and flags any Fe / rust), and TGA / ash for actual filler loading versus specification.</w:t>
+        <w:t xml:space="preserve">EDS / XRF on flakes (confirms silica / clay / CaCO₃, flags Fe / rust) and TGA / ash for filler loading vs spec.</w:t>
       </w:r>
     </w:p>
     <w:p>
@@ -4593,7 +4510,7 @@
           <w:sz w:val="20"/>
           <w:szCs w:val="20"/>
         </w:rPr>
-        <w:t xml:space="preserve">Based on the physical evidence, shop-floor observations and FTIR interpretation, the candidate root causes are ranked below.</w:t>
+        <w:t xml:space="preserve">Candidate causes ranked from the evidence:</w:t>
       </w:r>
     </w:p>
     <w:tbl>
@@ -5245,7 +5162,7 @@
           <w:sz w:val="20"/>
           <w:szCs w:val="20"/>
         </w:rPr>
-        <w:t xml:space="preserve">Overall indication: the concern is driven principally by contamination ingress and surface skinning at the supplier's open handling / packing stages — a containment and housekeeping issue — rather than a formulation defect. Pre-gelation should be positively ruled out via the confirmation tests before it is discounted.</w:t>
+        <w:t xml:space="preserve">Indication: driven principally by contamination ingress and skinning at the supplier's open handling / packing stages — a containment / housekeeping issue, not a formulation defect. Rule out pre-gelation via the confirmation tests.</w:t>
       </w:r>
     </w:p>
     <w:p>
@@ -5278,7 +5195,7 @@
           <w:sz w:val="20"/>
           <w:szCs w:val="20"/>
         </w:rPr>
-        <w:t xml:space="preserve">The following actions were agreed. Responsibilities and target dates to be confirmed and tracked to closure.</w:t>
+        <w:t xml:space="preserve">Agreed actions; owners and target dates to be confirmed and tracked to closure.</w:t>
       </w:r>
     </w:p>
     <w:tbl>
@@ -6854,20 +6771,7 @@
           <w:sz w:val="20"/>
           <w:szCs w:val="20"/>
         </w:rPr>
-        <w:t xml:space="preserve">The recurring choking of the 1 mm robotic nozzles is attributed principally to contamination ingress (mineral dust and packing fibre) combined with surface skinning at the supplier's open hopper, drum and packing operations, forming reddish-brown flakes that pass coarse filtration and bridge the nozzle. FTIR supports a mineral-dust / fibre-laden fingerprint rather than a clean gelled-product fingerprint.</w:t>
-      </w:r>
-    </w:p>
-    <w:p>
-      <w:pPr>
-        <w:spacing w:after="120" w:line="276"/>
-      </w:pPr>
-      <w:r>
-        <w:rPr>
-          <w:rFonts w:ascii="Calibri" w:cs="Calibri" w:eastAsia="Calibri" w:hAnsi="Calibri"/>
-          <w:sz w:val="20"/>
-          <w:szCs w:val="20"/>
-        </w:rPr>
-        <w:t xml:space="preserve">The corrective direction is therefore weighted towards containment, cleanliness and filtration control at the supplier end, supported by point-of-use filtration at the paint shop — not a reformulation. Pre-gelation from thermal history should be positively excluded through the recommended confirmation tests.</w:t>
+        <w:t xml:space="preserve">Nozzle choking is attributed principally to contamination ingress (mineral dust + packing fibre) with surface skinning at the supplier's open hopper / drum / packing stages, forming flakes that pass coarse filtration and bridge the nozzle; FTIR supports a dust / fibre-laden fingerprint, not a gelled-product one. The fix is containment, cleanliness and filtration control at the supplier plus point-of-use filtration at the paint shop — not reformulation. Exclude pre-gelation via the confirmation tests.</w:t>
       </w:r>
     </w:p>
     <w:p>
@@ -6887,7 +6791,7 @@
           <w:sz w:val="26"/>
           <w:szCs w:val="26"/>
         </w:rPr>
-        <w:t xml:space="preserve">10.  Next Steps &amp; Follow-up</w:t>
+        <w:t xml:space="preserve">10.  Next Steps</w:t>
       </w:r>
     </w:p>
     <w:p>
@@ -6905,7 +6809,7 @@
           <w:sz w:val="20"/>
           <w:szCs w:val="20"/>
         </w:rPr>
-        <w:t xml:space="preserve">Supplier to submit a formal 8D / CAPA with the confirmation analysis (pairwise FTIR match index + difference spectrum, EDS/XRF, TGA/ash) naming the exact source.</w:t>
+        <w:t xml:space="preserve">Supplier to submit a formal 8D / CAPA with confirmation analysis (pairwise FTIR match, difference spectrum, EDS/XRF, TGA/ash) naming the source.</w:t>
       </w:r>
     </w:p>
     <w:p>
@@ -6923,7 +6827,7 @@
           <w:sz w:val="20"/>
           <w:szCs w:val="20"/>
         </w:rPr>
-        <w:t xml:space="preserve">Agree target dates and owners for each CAPA item; track to closure with effectiveness verification.</w:t>
+        <w:t xml:space="preserve">Agree owners / target dates per CAPA item; track to closure with effectiveness verification.</w:t>
       </w:r>
     </w:p>
     <w:p>
@@ -6941,7 +6845,7 @@
           <w:sz w:val="20"/>
           <w:szCs w:val="20"/>
         </w:rPr>
-        <w:t xml:space="preserve">Trial batch after containment actions; monitor nozzle-choking frequency and filter-retained matter at the paint shop as the effectiveness KPI.</w:t>
+        <w:t xml:space="preserve">Trial batch after containment; monitor choking frequency and filter-retained matter as the KPI.</w:t>
       </w:r>
     </w:p>
     <w:p>
@@ -6959,7 +6863,7 @@
           <w:sz w:val="20"/>
           <w:szCs w:val="20"/>
         </w:rPr>
-        <w:t xml:space="preserve">Schedule a follow-up review / re-audit of the supplier's housekeeping and packing controls.</w:t>
+        <w:t xml:space="preserve">Follow-up re-audit of supplier housekeeping and packing controls.</w:t>
       </w:r>
     </w:p>
     <w:p>
@@ -7279,7 +7183,7 @@
           <w:sz w:val="17"/>
           <w:szCs w:val="17"/>
         </w:rPr>
-        <w:t xml:space="preserve">Prepared from shop-floor observations and FTIR overlay data reviewed during the supplier visit. Bracketed [ ] fields are to be completed with visit-specific details. FTIR band interpretations reflect the visible overlay; the pairwise match index / difference spectrum and complementary EDS-XRF / TGA results are required to confirm the exact contamination source.</w:t>
+        <w:t xml:space="preserve">Bracketed [ ] fields to be completed with visit-specific details. FTIR interpretation reflects the visible overlay; pairwise match / difference spectrum and EDS-XRF / TGA are required to confirm the exact source.</w:t>
       </w:r>
     </w:p>
     <w:sectPr>
